--- a/courts/eighth-circuit/bankruptcy-appellate-panel/reply-brief/docx/reference.docx
+++ b/courts/eighth-circuit/bankruptcy-appellate-panel/reply-brief/docx/reference.docx
@@ -7,9 +7,7 @@
         <w:pStyle w:val="Title"/>
       </w:pPr>
       <w:r>
-        <w:t xml:space="preserve">
-Title
-</w:t>
+        <w:t xml:space="preserve">Title</w:t>
       </w:r>
     </w:p>
     <w:p>
@@ -17,9 +15,7 @@
         <w:pStyle w:val="Subtitle"/>
       </w:pPr>
       <w:r>
-        <w:t xml:space="preserve">
-Subtitle
-</w:t>
+        <w:t xml:space="preserve">Subtitle</w:t>
       </w:r>
     </w:p>
     <w:p>
@@ -27,9 +23,7 @@
         <w:pStyle w:val="Author"/>
       </w:pPr>
       <w:r>
-        <w:t xml:space="preserve">
-Author
-</w:t>
+        <w:t xml:space="preserve">Author</w:t>
       </w:r>
     </w:p>
     <w:p>
@@ -37,9 +31,7 @@
         <w:pStyle w:val="Date"/>
       </w:pPr>
       <w:r>
-        <w:t xml:space="preserve">
-Date
-</w:t>
+        <w:t xml:space="preserve">Date</w:t>
       </w:r>
     </w:p>
     <w:p>
@@ -47,9 +39,7 @@
         <w:pStyle w:val="Abstract"/>
       </w:pPr>
       <w:r>
-        <w:t xml:space="preserve">
-Abstract
-</w:t>
+        <w:t xml:space="preserve">Abstract</w:t>
       </w:r>
     </w:p>
     <w:p>
@@ -58,9 +48,7 @@
       </w:pPr>
       <w:bookmarkStart w:id="21" w:name="heading-1"/>
       <w:r>
-        <w:t xml:space="preserve">
-Heading 1
-</w:t>
+        <w:t xml:space="preserve">Heading 1</w:t>
       </w:r>
       <w:bookmarkEnd w:id="21"/>
     </w:p>
@@ -70,9 +58,7 @@
       </w:pPr>
       <w:bookmarkStart w:id="22" w:name="heading-2"/>
       <w:r>
-        <w:t xml:space="preserve">
-Heading 2
-</w:t>
+        <w:t xml:space="preserve">Heading 2</w:t>
       </w:r>
       <w:bookmarkEnd w:id="22"/>
     </w:p>
@@ -82,9 +68,7 @@
       </w:pPr>
       <w:bookmarkStart w:id="23" w:name="heading-3"/>
       <w:r>
-        <w:t xml:space="preserve">
-Heading 3
-</w:t>
+        <w:t xml:space="preserve">Heading 3</w:t>
       </w:r>
       <w:bookmarkEnd w:id="23"/>
     </w:p>
@@ -94,9 +78,7 @@
       </w:pPr>
       <w:bookmarkStart w:id="24" w:name="heading-4"/>
       <w:r>
-        <w:t xml:space="preserve">
-Heading 4
-</w:t>
+        <w:t xml:space="preserve">Heading 4</w:t>
       </w:r>
       <w:bookmarkEnd w:id="24"/>
     </w:p>
@@ -106,9 +88,7 @@
       </w:pPr>
       <w:bookmarkStart w:id="25" w:name="heading-5"/>
       <w:r>
-        <w:t xml:space="preserve">
-Heading 5
-</w:t>
+        <w:t xml:space="preserve">Heading 5</w:t>
       </w:r>
       <w:bookmarkEnd w:id="25"/>
     </w:p>
@@ -118,9 +98,7 @@
       </w:pPr>
       <w:bookmarkStart w:id="26" w:name="heading-6"/>
       <w:r>
-        <w:t xml:space="preserve">
-Heading 6
-</w:t>
+        <w:t xml:space="preserve">Heading 6</w:t>
       </w:r>
       <w:bookmarkEnd w:id="26"/>
     </w:p>
@@ -130,9 +108,7 @@
       </w:pPr>
       <w:bookmarkStart w:id="27" w:name="heading-7"/>
       <w:r>
-        <w:t xml:space="preserve">
-Heading 7
-</w:t>
+        <w:t xml:space="preserve">Heading 7</w:t>
       </w:r>
       <w:bookmarkEnd w:id="27"/>
     </w:p>
@@ -142,9 +118,7 @@
       </w:pPr>
       <w:bookmarkStart w:id="28" w:name="heading-8"/>
       <w:r>
-        <w:t xml:space="preserve">
-Heading 8
-</w:t>
+        <w:t xml:space="preserve">Heading 8</w:t>
       </w:r>
       <w:bookmarkEnd w:id="28"/>
     </w:p>
@@ -154,9 +128,7 @@
       </w:pPr>
       <w:bookmarkStart w:id="29" w:name="heading-9"/>
       <w:r>
-        <w:t xml:space="preserve">
-Heading 9
-</w:t>
+        <w:t xml:space="preserve">Heading 9</w:t>
       </w:r>
       <w:bookmarkEnd w:id="29"/>
     </w:p>
@@ -165,9 +137,7 @@
         <w:pStyle w:val="FirstParagraph"/>
       </w:pPr>
       <w:r>
-        <w:t xml:space="preserve">
-First Paragraph.
-</w:t>
+        <w:t xml:space="preserve">First Paragraph.</w:t>
       </w:r>
     </w:p>
     <w:p>
@@ -175,54 +145,39 @@
         <w:pStyle w:val="BodyText"/>
       </w:pPr>
       <w:r>
-        <w:t xml:space="preserve">
-Body Text. Body Text Char.
-</w:t>
-      </w:r>
-      <w:r>
-        <w:t xml:space="preserve">
-</w:t>
+        <w:t xml:space="preserve">Body Text. Body Text Char.</w:t>
+      </w:r>
+      <w:r>
+        <w:t xml:space="preserve"> </w:t>
       </w:r>
       <w:r>
         <w:rPr>
           <w:rStyle w:val="VerbatimChar"/>
         </w:rPr>
-        <w:t xml:space="preserve">
-Verbatim Char
-</w:t>
-      </w:r>
-      <w:r>
-        <w:t xml:space="preserve">
-.
-</w:t>
-      </w:r>
-      <w:r>
-        <w:t xml:space="preserve">
-</w:t>
+        <w:t xml:space="preserve">Verbatim Char</w:t>
+      </w:r>
+      <w:r>
+        <w:t xml:space="preserve">.</w:t>
+      </w:r>
+      <w:r>
+        <w:t xml:space="preserve"> </w:t>
       </w:r>
       <w:hyperlink r:id="rId30">
         <w:r>
           <w:rPr>
             <w:rStyle w:val="Hyperlink"/>
           </w:rPr>
-          <w:t xml:space="preserve">
-Hyperlink
-</w:t>
+          <w:t xml:space="preserve">Hyperlink</w:t>
         </w:r>
       </w:hyperlink>
       <w:r>
-        <w:t xml:space="preserve">
-.
-</w:t>
-      </w:r>
-      <w:r>
-        <w:t xml:space="preserve">
-</w:t>
-      </w:r>
-      <w:r>
-        <w:t xml:space="preserve">
-Footnote.
-</w:t>
+        <w:t xml:space="preserve">.</w:t>
+      </w:r>
+      <w:r>
+        <w:t xml:space="preserve"> </w:t>
+      </w:r>
+      <w:r>
+        <w:t xml:space="preserve">Footnote.</w:t>
       </w:r>
       <w:r>
         <w:rPr>
@@ -236,9 +191,7 @@
         <w:pStyle w:val="BlockText"/>
       </w:pPr>
       <w:r>
-        <w:t xml:space="preserve">
-Block Text.
-</w:t>
+        <w:t xml:space="preserve">Block Text.</w:t>
       </w:r>
     </w:p>
     <w:p>
@@ -246,9 +199,7 @@
         <w:pStyle w:val="TableCaption"/>
       </w:pPr>
       <w:r>
-        <w:t xml:space="preserve">
-Table caption.
-</w:t>
+        <w:t xml:space="preserve">Table caption.</w:t>
       </w:r>
     </w:p>
     <w:tbl>
@@ -275,9 +226,7 @@
               <w:jc w:val="left"/>
             </w:pPr>
             <w:r>
-              <w:t xml:space="preserve">
-Table
-</w:t>
+              <w:t xml:space="preserve">Table</w:t>
             </w:r>
           </w:p>
         </w:tc>
@@ -294,9 +243,7 @@
               <w:jc w:val="left"/>
             </w:pPr>
             <w:r>
-              <w:t xml:space="preserve">
-Table
-</w:t>
+              <w:t xml:space="preserve">Table</w:t>
             </w:r>
           </w:p>
         </w:tc>
@@ -309,9 +256,7 @@
               <w:jc w:val="left"/>
             </w:pPr>
             <w:r>
-              <w:t xml:space="preserve">
-1
-</w:t>
+              <w:t xml:space="preserve">1</w:t>
             </w:r>
           </w:p>
         </w:tc>
@@ -322,9 +267,7 @@
               <w:jc w:val="left"/>
             </w:pPr>
             <w:r>
-              <w:t xml:space="preserve">
-2
-</w:t>
+              <w:t xml:space="preserve">2</w:t>
             </w:r>
           </w:p>
         </w:tc>
@@ -335,9 +278,7 @@
         <w:pStyle w:val="ImageCaption"/>
       </w:pPr>
       <w:r>
-        <w:t xml:space="preserve">
-Image Caption
-</w:t>
+        <w:t xml:space="preserve">Image Caption</w:t>
       </w:r>
     </w:p>
     <w:p>
@@ -345,9 +286,7 @@
         <w:pStyle w:val="DefinitionTerm"/>
       </w:pPr>
       <w:r>
-        <w:t xml:space="preserve">
-DefinitionTerm
-</w:t>
+        <w:t xml:space="preserve">DefinitionTerm</w:t>
       </w:r>
     </w:p>
     <w:p>
@@ -355,9 +294,7 @@
         <w:pStyle w:val="Definition"/>
       </w:pPr>
       <w:r>
-        <w:t xml:space="preserve">
-Definition
-</w:t>
+        <w:t xml:space="preserve">Definition</w:t>
       </w:r>
     </w:p>
     <w:p>
@@ -365,9 +302,7 @@
         <w:pStyle w:val="DefinitionTerm"/>
       </w:pPr>
       <w:r>
-        <w:t xml:space="preserve">
-DefinitionTerm
-</w:t>
+        <w:t xml:space="preserve">DefinitionTerm</w:t>
       </w:r>
     </w:p>
     <w:p>
@@ -375,9 +310,7 @@
         <w:pStyle w:val="Definition"/>
       </w:pPr>
       <w:r>
-        <w:t xml:space="preserve">
-Definition
-</w:t>
+        <w:t xml:space="preserve">Definition</w:t>
       </w:r>
     </w:p>
     <w:sectPr>
@@ -398,7 +331,6 @@
 <w:ftr xmlns:w="http://schemas.openxmlformats.org/wordprocessingml/2006/main" xmlns:r="http://schemas.openxmlformats.org/officeDocument/2006/relationships">
   <w:p>
     <w:pPr>
-      <w:pStyle w:val="Footer"/>
       <w:jc w:val="center"/>
     </w:pPr>
     <w:r>
@@ -448,10 +380,15 @@
         <w:footnoteRef/>
       </w:r>
       <w:r>
-        <w:t xml:space="preserve"> </w:t>
-      </w:r>
-      <w:r>
-        <w:t xml:space="preserve">Footnote Text.</w:t>
+        <w:t>Footnote Text.</w:t>
+      </w:r>
+    </w:p>
+    <w:p>
+      <w:pPr>
+        <w:pStyle w:val="FootnoteBlockText"/>
+      </w:pPr>
+      <w:r>
+        <w:t>Footnote Block Text</w:t>
       </w:r>
     </w:p>
   </w:footnote>
@@ -574,21 +511,48 @@
   <w:docDefaults>
     <w:rPrDefault>
       <w:rPr>
-        <w:rFonts w:ascii="EB Garamond" w:hAnsi="EB Garamond" w:eastAsia="EB Garamond" w:cs="EB Garamond"/>
-        <w:kern w:val="2"/>
+        <w:rFonts w:ascii="Times New Roman" w:hAnsi="Times New Roman" w:eastAsia="Times New Roman" w:cs="Times New Roman"/>
         <w:sz w:val="28"/>
         <w:szCs w:val="28"/>
-        <w:lang w:val="en-US" w:eastAsia="en-US" w:bidi="ar-SA"/>
+        <w:lang w:val="en-US" w:eastAsia="zh-CN" w:bidi="ar-SA"/>
       </w:rPr>
     </w:rPrDefault>
     <w:pPrDefault>
       <w:pPr>
         <w:widowControl/>
-        <w:spacing w:after="0" w:line="240" w:lineRule="auto"/>
+        <w:spacing w:after="0"/>
       </w:pPr>
     </w:pPrDefault>
   </w:docDefaults>
   <w:latentStyles w:defLockedState="0" w:defUIPriority="0" w:defSemiHidden="0" w:defUnhideWhenUsed="0" w:defQFormat="0" w:count="276"/>
+  <w:style w:type="paragraph" w:default="1" w:styleId="Normal">
+    <w:name w:val="Normal"/>
+    <w:qFormat/>
+  </w:style>
+  <w:style w:type="paragraph" w:styleId="BodyText">
+    <w:name w:val="Body Text"/>
+    <w:basedOn w:val="Normal"/>
+    <w:link w:val="BodyTextChar"/>
+    <w:qFormat/>
+    <w:pPr>
+      <w:spacing w:before="0" w:after="0" w:line="644" w:lineRule="exact"/>
+      <w:ind w:firstLine="720"/>
+    </w:pPr>
+  </w:style>
+  <w:style w:type="paragraph" w:customStyle="1" w:styleId="FirstParagraph">
+    <w:name w:val="First Paragraph"/>
+    <w:basedOn w:val="BodyText"/>
+    <w:next w:val="BodyText"/>
+    <w:qFormat/>
+  </w:style>
+  <w:style w:type="paragraph" w:customStyle="1" w:styleId="Compact">
+    <w:name w:val="Compact"/>
+    <w:basedOn w:val="BodyText"/>
+    <w:qFormat/>
+    <w:pPr>
+      <w:spacing w:before="36" w:after="36"/>
+    </w:pPr>
+  </w:style>
   <w:style w:type="paragraph" w:styleId="Title">
     <w:name w:val="Title"/>
     <w:basedOn w:val="Normal"/>
@@ -603,7 +567,7 @@
       <w:jc w:val="center"/>
     </w:pPr>
     <w:rPr>
-      <w:rFonts w:cstheme="majorBidi"/>
+      <w:rFonts w:asciiTheme="majorHAnsi" w:eastAsiaTheme="majorEastAsia" w:hAnsiTheme="majorHAnsi" w:cstheme="majorBidi"/>
       <w:sz w:val="56"/>
       <w:szCs w:val="56"/>
     </w:rPr>
@@ -615,7 +579,7 @@
     <w:uiPriority w:val="10"/>
     <w:rsid w:val="00A10FD9"/>
     <w:rPr>
-      <w:rFonts w:cstheme="majorBidi"/>
+      <w:rFonts w:asciiTheme="majorHAnsi" w:eastAsiaTheme="majorEastAsia" w:hAnsiTheme="majorHAnsi" w:cstheme="majorBidi"/>
       <w:sz w:val="56"/>
       <w:szCs w:val="56"/>
     </w:rPr>
@@ -634,7 +598,7 @@
       </w:numPr>
     </w:pPr>
     <w:rPr>
-      <w:rFonts w:cstheme="majorBidi"/>
+      <w:rFonts w:eastAsiaTheme="majorEastAsia" w:cstheme="majorBidi"/>
       <w:spacing w:val="15"/>
       <w:sz w:val="28"/>
       <w:szCs w:val="28"/>
@@ -647,7 +611,7 @@
     <w:uiPriority w:val="11"/>
     <w:rsid w:val="00A10FD9"/>
     <w:rPr>
-      <w:rFonts w:cstheme="majorBidi"/>
+      <w:rFonts w:eastAsiaTheme="majorEastAsia" w:cstheme="majorBidi"/>
       <w:color w:val="595959" w:themeColor="text1" w:themeTint="A6"/>
       <w:spacing w:val="15"/>
       <w:sz w:val="28"/>
@@ -733,14 +697,19 @@
     <w:pPr>
       <w:keepNext/>
       <w:keepLines/>
-      <w:spacing w:before="360" w:after="80"/>
+      <w:spacing w:before="240" w:after="120" w:line="368" w:lineRule="exact"/>
+      <w:ind w:firstLine="0"/>
+      <w:jc w:val="center"/>
       <w:outlineLvl w:val="0"/>
     </w:pPr>
     <w:rPr>
-      <w:rFonts w:cstheme="majorBidi"/>
-      <w:color w:val="0F4761" w:themeColor="accent1" w:themeShade="BF"/>
-      <w:sz w:val="40"/>
-      <w:szCs w:val="40"/>
+      <w:rFonts w:ascii="Times New Roman" w:hAnsi="Times New Roman" w:eastAsia="Times New Roman" w:cs="Times New Roman"/>
+      <w:b/>
+      <w:bCs/>
+      <w:caps/>
+      <w:color w:val="000000"/>
+      <w:sz w:val="28"/>
+      <w:szCs w:val="28"/>
     </w:rPr>
   </w:style>
   <w:style w:type="paragraph" w:styleId="Heading2">
@@ -756,14 +725,17 @@
     <w:pPr>
       <w:keepNext/>
       <w:keepLines/>
-      <w:spacing w:before="160" w:after="80"/>
+      <w:spacing w:before="240" w:after="120" w:line="368" w:lineRule="exact"/>
+      <w:ind w:firstLine="0"/>
       <w:outlineLvl w:val="1"/>
     </w:pPr>
     <w:rPr>
-      <w:rFonts w:cstheme="majorBidi"/>
-      <w:color w:val="0F4761" w:themeColor="accent1" w:themeShade="BF"/>
-      <w:sz w:val="32"/>
-      <w:szCs w:val="32"/>
+      <w:rFonts w:ascii="Times New Roman" w:hAnsi="Times New Roman" w:eastAsia="Times New Roman" w:cs="Times New Roman"/>
+      <w:b/>
+      <w:bCs/>
+      <w:color w:val="000000"/>
+      <w:sz w:val="28"/>
+      <w:szCs w:val="28"/>
     </w:rPr>
   </w:style>
   <w:style w:type="paragraph" w:styleId="Heading3">
@@ -779,12 +751,15 @@
     <w:pPr>
       <w:keepNext/>
       <w:keepLines/>
-      <w:spacing w:before="160" w:after="80"/>
+      <w:spacing w:before="240" w:after="120" w:line="368" w:lineRule="exact"/>
+      <w:ind w:firstLine="0"/>
       <w:outlineLvl w:val="2"/>
     </w:pPr>
     <w:rPr>
-      <w:rFonts w:cstheme="majorBidi"/>
-      <w:color w:val="0F4761" w:themeColor="accent1" w:themeShade="BF"/>
+      <w:rFonts w:ascii="Times New Roman" w:hAnsi="Times New Roman" w:eastAsia="Times New Roman" w:cs="Times New Roman"/>
+      <w:b/>
+      <w:bCs/>
+      <w:color w:val="000000"/>
       <w:sz w:val="28"/>
       <w:szCs w:val="28"/>
     </w:rPr>
@@ -802,14 +777,18 @@
     <w:pPr>
       <w:keepNext/>
       <w:keepLines/>
-      <w:spacing w:before="80" w:after="40"/>
+      <w:spacing w:before="240" w:after="120" w:line="368" w:lineRule="exact"/>
+      <w:ind w:firstLine="0"/>
       <w:outlineLvl w:val="3"/>
     </w:pPr>
     <w:rPr>
-      <w:rFonts w:cstheme="majorBidi"/>
+      <w:rFonts w:ascii="Times New Roman" w:hAnsi="Times New Roman" w:eastAsia="Times New Roman" w:cs="Times New Roman"/>
+      <w:b/>
+      <w:bCs/>
       <w:i/>
-      <w:iCs/>
-      <w:color w:val="0F4761" w:themeColor="accent1" w:themeShade="BF"/>
+      <w:color w:val="000000"/>
+      <w:sz w:val="28"/>
+      <w:szCs w:val="28"/>
     </w:rPr>
   </w:style>
   <w:style w:type="paragraph" w:styleId="Heading5">
@@ -825,12 +804,18 @@
     <w:pPr>
       <w:keepNext/>
       <w:keepLines/>
-      <w:spacing w:before="80" w:after="40"/>
+      <w:spacing w:before="240" w:after="120" w:line="368" w:lineRule="exact"/>
+      <w:ind w:firstLine="0"/>
       <w:outlineLvl w:val="4"/>
     </w:pPr>
     <w:rPr>
-      <w:rFonts w:cstheme="majorBidi"/>
-      <w:color w:val="0F4761" w:themeColor="accent1" w:themeShade="BF"/>
+      <w:rFonts w:ascii="Times New Roman" w:hAnsi="Times New Roman" w:eastAsia="Times New Roman" w:cs="Times New Roman"/>
+      <w:b/>
+      <w:bCs/>
+      <w:i/>
+      <w:color w:val="000000"/>
+      <w:sz w:val="28"/>
+      <w:szCs w:val="28"/>
     </w:rPr>
   </w:style>
   <w:style w:type="paragraph" w:styleId="Heading6">
@@ -850,7 +835,7 @@
       <w:outlineLvl w:val="5"/>
     </w:pPr>
     <w:rPr>
-      <w:rFonts w:cstheme="majorBidi"/>
+      <w:rFonts w:eastAsiaTheme="majorEastAsia" w:cstheme="majorBidi"/>
       <w:i/>
       <w:iCs/>
       <w:color w:val="595959" w:themeColor="text1" w:themeTint="A6"/>
@@ -873,7 +858,7 @@
       <w:outlineLvl w:val="6"/>
     </w:pPr>
     <w:rPr>
-      <w:rFonts w:cstheme="majorBidi"/>
+      <w:rFonts w:eastAsiaTheme="majorEastAsia" w:cstheme="majorBidi"/>
       <w:color w:val="595959" w:themeColor="text1" w:themeTint="A6"/>
     </w:rPr>
   </w:style>
@@ -894,7 +879,7 @@
       <w:outlineLvl w:val="7"/>
     </w:pPr>
     <w:rPr>
-      <w:rFonts w:cstheme="majorBidi"/>
+      <w:rFonts w:eastAsiaTheme="majorEastAsia" w:cstheme="majorBidi"/>
       <w:i/>
       <w:iCs/>
       <w:color w:val="272727" w:themeColor="text1" w:themeTint="D8"/>
@@ -917,7 +902,7 @@
       <w:outlineLvl w:val="8"/>
     </w:pPr>
     <w:rPr>
-      <w:rFonts w:cstheme="majorBidi"/>
+      <w:rFonts w:eastAsiaTheme="majorEastAsia" w:cstheme="majorBidi"/>
       <w:color w:val="272727" w:themeColor="text1" w:themeTint="D8"/>
     </w:rPr>
   </w:style>
@@ -928,7 +913,7 @@
     <w:uiPriority w:val="9"/>
     <w:rsid w:val="00A10FD9"/>
     <w:rPr>
-      <w:rFonts w:cstheme="majorBidi"/>
+      <w:rFonts w:asciiTheme="majorHAnsi" w:eastAsiaTheme="majorEastAsia" w:hAnsiTheme="majorHAnsi" w:cstheme="majorBidi"/>
       <w:color w:val="0F4761" w:themeColor="accent1" w:themeShade="BF"/>
       <w:sz w:val="40"/>
       <w:szCs w:val="40"/>
@@ -942,7 +927,7 @@
     <w:semiHidden/>
     <w:rsid w:val="00A10FD9"/>
     <w:rPr>
-      <w:rFonts w:cstheme="majorBidi"/>
+      <w:rFonts w:asciiTheme="majorHAnsi" w:eastAsiaTheme="majorEastAsia" w:hAnsiTheme="majorHAnsi" w:cstheme="majorBidi"/>
       <w:color w:val="0F4761" w:themeColor="accent1" w:themeShade="BF"/>
       <w:sz w:val="32"/>
       <w:szCs w:val="32"/>
@@ -956,7 +941,7 @@
     <w:semiHidden/>
     <w:rsid w:val="00A10FD9"/>
     <w:rPr>
-      <w:rFonts w:cstheme="majorBidi"/>
+      <w:rFonts w:eastAsiaTheme="majorEastAsia" w:cstheme="majorBidi"/>
       <w:color w:val="0F4761" w:themeColor="accent1" w:themeShade="BF"/>
       <w:sz w:val="28"/>
       <w:szCs w:val="28"/>
@@ -970,7 +955,7 @@
     <w:semiHidden/>
     <w:rsid w:val="00A10FD9"/>
     <w:rPr>
-      <w:rFonts w:cstheme="majorBidi"/>
+      <w:rFonts w:eastAsiaTheme="majorEastAsia" w:cstheme="majorBidi"/>
       <w:i/>
       <w:iCs/>
       <w:color w:val="0F4761" w:themeColor="accent1" w:themeShade="BF"/>
@@ -984,7 +969,7 @@
     <w:semiHidden/>
     <w:rsid w:val="00A10FD9"/>
     <w:rPr>
-      <w:rFonts w:cstheme="majorBidi"/>
+      <w:rFonts w:eastAsiaTheme="majorEastAsia" w:cstheme="majorBidi"/>
       <w:color w:val="0F4761" w:themeColor="accent1" w:themeShade="BF"/>
     </w:rPr>
   </w:style>
@@ -996,7 +981,7 @@
     <w:semiHidden/>
     <w:rsid w:val="00A10FD9"/>
     <w:rPr>
-      <w:rFonts w:cstheme="majorBidi"/>
+      <w:rFonts w:eastAsiaTheme="majorEastAsia" w:cstheme="majorBidi"/>
       <w:i/>
       <w:iCs/>
       <w:color w:val="595959" w:themeColor="text1" w:themeTint="A6"/>
@@ -1010,7 +995,7 @@
     <w:semiHidden/>
     <w:rsid w:val="00A10FD9"/>
     <w:rPr>
-      <w:rFonts w:cstheme="majorBidi"/>
+      <w:rFonts w:eastAsiaTheme="majorEastAsia" w:cstheme="majorBidi"/>
       <w:color w:val="595959" w:themeColor="text1" w:themeTint="A6"/>
     </w:rPr>
   </w:style>
@@ -1022,7 +1007,7 @@
     <w:semiHidden/>
     <w:rsid w:val="00A10FD9"/>
     <w:rPr>
-      <w:rFonts w:cstheme="majorBidi"/>
+      <w:rFonts w:eastAsiaTheme="majorEastAsia" w:cstheme="majorBidi"/>
       <w:i/>
       <w:iCs/>
       <w:color w:val="272727" w:themeColor="text1" w:themeTint="D8"/>
@@ -1036,8 +1021,45 @@
     <w:semiHidden/>
     <w:rsid w:val="00A10FD9"/>
     <w:rPr>
-      <w:rFonts w:cstheme="majorBidi"/>
+      <w:rFonts w:eastAsiaTheme="majorEastAsia" w:cstheme="majorBidi"/>
       <w:color w:val="272727" w:themeColor="text1" w:themeTint="D8"/>
+    </w:rPr>
+  </w:style>
+  <w:style w:type="paragraph" w:customStyle="1" w:styleId="ListItem">
+    <w:name w:val="List Item"/>
+    <w:basedOn w:val="BodyText"/>
+    <w:qFormat/>
+    <w:pPr>
+      <w:spacing w:before="0" w:after="0" w:line="644" w:lineRule="exact"/>
+      <w:ind w:left="720" w:hanging="720"/>
+    </w:pPr>
+  </w:style>
+  <w:style w:type="paragraph" w:styleId="BlockText">
+    <w:name w:val="Block Text"/>
+    <w:basedOn w:val="BodyText"/>
+    <w:next w:val="BodyText"/>
+    <w:uiPriority w:val="9"/>
+    <w:unhideWhenUsed/>
+    <w:qFormat/>
+    <w:pPr>
+      <w:spacing w:before="280" w:after="280" w:line="322" w:lineRule="exact"/>
+      <w:ind w:firstLine="0" w:left="720" w:right="720"/>
+    </w:pPr>
+  </w:style>
+  <w:style w:type="paragraph" w:styleId="FootnoteText">
+    <w:name w:val="Footnote Text"/>
+    <w:basedOn w:val="Normal"/>
+    <w:next w:val="FootnoteText"/>
+    <w:uiPriority w:val="9"/>
+    <w:unhideWhenUsed/>
+    <w:qFormat/>
+    <w:pPr>
+      <w:keepLines/>
+      <w:spacing w:before="0" w:after="140" w:line="322" w:lineRule="exact"/>
+    </w:pPr>
+    <w:rPr>
+      <w:sz w:val="28"/>
+      <w:szCs w:val="28"/>
     </w:rPr>
   </w:style>
   <w:style w:type="paragraph" w:styleId="FootnoteBlockText">
@@ -1048,8 +1070,8 @@
     <w:unhideWhenUsed/>
     <w:qFormat/>
     <w:pPr>
-      <w:spacing w:before="100" w:after="100"/>
-      <w:ind w:firstLine="0" w:left="480" w:right="480"/>
+      <w:spacing w:before="280" w:after="280"/>
+      <w:ind w:firstLine="0" w:left="720" w:right="720"/>
     </w:pPr>
   </w:style>
   <w:style w:type="character" w:default="1" w:styleId="DefaultParagraphFont">
@@ -1060,8 +1082,6 @@
   <w:style w:type="table" w:default="1" w:styleId="Table">
     <w:name w:val="Table"/>
     <w:basedOn w:val="TableNormal"/>
-    <w:semiHidden/>
-    <w:unhideWhenUsed/>
     <w:qFormat/>
     <w:tblPr>
       <w:tblInd w:w="0" w:type="dxa"/>
@@ -1073,13 +1093,6 @@
       </w:tblCellMar>
     </w:tblPr>
     <w:tblStylePr w:type="firstRow">
-      <w:tblPr>
-        <w:jc w:val="left"/>
-        <w:tblInd w:w="0" w:type="dxa"/>
-      </w:tblPr>
-      <w:trPr>
-        <w:jc w:val="left"/>
-      </w:trPr>
       <w:tcPr>
         <w:tcBorders>
           <w:bottom w:val="single"/>
@@ -1155,6 +1168,20 @@
     <w:name w:val="Section Number"/>
     <w:basedOn w:val="BodyTextChar"/>
   </w:style>
+  <w:style w:type="character" w:styleId="FootnoteReference">
+    <w:name w:val="Footnote Reference"/>
+    <w:basedOn w:val="BodyTextChar"/>
+    <w:rPr>
+      <w:vertAlign w:val="superscript"/>
+    </w:rPr>
+  </w:style>
+  <w:style w:type="character" w:styleId="Hyperlink">
+    <w:name w:val="Hyperlink"/>
+    <w:basedOn w:val="BodyTextChar"/>
+    <w:rPr>
+      <w:color w:val="000000"/>
+    </w:rPr>
+  </w:style>
   <w:style w:type="paragraph" w:styleId="TOCHeading">
     <w:name w:val="TOC Heading"/>
     <w:basedOn w:val="Heading1"/>
@@ -1167,142 +1194,73 @@
       <w:outlineLvl w:val="9"/>
     </w:pPr>
     <w:rPr>
-      <w:rFonts w:cstheme="majorBidi"/>
+      <w:rFonts w:asciiTheme="majorHAnsi" w:eastAsiaTheme="majorEastAsia" w:hAnsiTheme="majorHAnsi" w:cstheme="majorBidi"/>
       <w:b w:val="0"/>
       <w:bCs w:val="0"/>
       <w:color w:val="365F91" w:themeColor="accent1" w:themeShade="BF"/>
     </w:rPr>
   </w:style>
-  <w:style w:type="paragraph" w:default="1" w:styleId="Normal">
-    <w:name w:val="Normal"/>
-    <w:qFormat/>
-    <w:pPr>
-      <w:widowControl/>
-      <w:spacing w:before="0" w:after="0" w:line="240" w:lineRule="auto"/>
-      <w:ind w:firstLine="0"/>
-      <w:jc w:val="left"/>
-    </w:pPr>
-    <w:rPr>
-      <w:rFonts w:ascii="EB Garamond" w:hAnsi="EB Garamond" w:eastAsia="EB Garamond" w:cs="EB Garamond"/>
-      <w:sz w:val="28"/>
-      <w:szCs w:val="28"/>
-    </w:rPr>
-  </w:style>
-  <w:style w:type="paragraph" w:styleId="BodyText">
-    <w:name w:val="Body Text"/>
-    <w:basedOn w:val="Normal"/>
-    <w:qFormat/>
-    <w:pPr>
-      <w:widowControl/>
-      <w:spacing w:before="0" w:after="0" w:line="629" w:lineRule="exact"/>
-      <w:ind w:firstLine="720"/>
-    </w:pPr>
-  </w:style>
-  <w:style w:type="paragraph" w:styleId="FirstParagraph">
-    <w:name w:val="First Paragraph"/>
+  <w:style w:type="paragraph" w:customStyle="1" w:styleId="BodyKeep">
+    <w:name w:val="Body Keep"/>
     <w:basedOn w:val="BodyText"/>
-    <w:next w:val="BodyText"/>
-    <w:qFormat/>
-    <w:pPr>
-      <w:spacing w:before="0" w:after="0" w:line="629" w:lineRule="exact"/>
-      <w:ind w:firstLine="720"/>
-    </w:pPr>
-  </w:style>
-  <w:style w:type="paragraph" w:styleId="Compact">
-    <w:name w:val="Compact"/>
-    <w:basedOn w:val="BodyText"/>
-    <w:qFormat/>
-    <w:pPr>
-      <w:spacing w:before="0" w:after="0" w:line="629" w:lineRule="exact"/>
-      <w:ind w:firstLine="0"/>
-    </w:pPr>
-  </w:style>
-  <w:style w:type="paragraph" w:styleId="BlockText">
-    <w:name w:val="Block Text"/>
-    <w:basedOn w:val="Normal"/>
-    <w:qFormat/>
-    <w:pPr>
-      <w:keepLines/>
-      <w:spacing w:before="280" w:after="280" w:line="240" w:lineRule="auto"/>
-      <w:ind w:left="720" w:right="720" w:firstLine="0"/>
-    </w:pPr>
-  </w:style>
-  <w:style w:type="paragraph" w:styleId="FootnoteText">
-    <w:name w:val="footnote text"/>
-    <w:basedOn w:val="Normal"/>
-    <w:pPr>
-      <w:spacing w:before="0" w:after="140" w:line="240" w:lineRule="auto"/>
-      <w:ind w:firstLine="0"/>
-    </w:pPr>
-    <w:rPr>
-      <w:sz w:val="28"/>
-      <w:szCs w:val="28"/>
-    </w:rPr>
-  </w:style>
-  <w:style w:type="character" w:styleId="FootnoteReference">
-    <w:name w:val="footnote reference"/>
-    <w:rPr>
-      <w:vertAlign w:val="superscript"/>
-    </w:rPr>
-  </w:style>
-  <w:style w:type="character" w:styleId="Hyperlink">
-    <w:name w:val="Hyperlink"/>
-    <w:rPr>
-      <w:color w:val="000000"/>
-    </w:rPr>
-  </w:style>
-  <w:style w:type="paragraph" w:styleId="Footer">
-    <w:name w:val="footer"/>
-    <w:basedOn w:val="Normal"/>
-    <w:pPr>
-      <w:jc w:val="center"/>
-    </w:pPr>
-    <w:rPr>
-      <w:sz w:val="28"/>
-      <w:szCs w:val="28"/>
-    </w:rPr>
+    <w:qFormat/>
+    <w:pPr>
+      <w:keepNext/>
+      <w:keepLines/>
+    </w:pPr>
+    <w:rPr/>
   </w:style>
   <w:style w:type="paragraph" w:customStyle="1" w:styleId="CoverCenter">
     <w:name w:val="Cover Center"/>
     <w:basedOn w:val="Normal"/>
-    <w:pPr>
-      <w:spacing w:before="0" w:after="0" w:line="240" w:lineRule="auto"/>
+    <w:qFormat/>
+    <w:pPr>
+      <w:spacing w:before="0" w:after="0" w:line="322" w:lineRule="exact"/>
+      <w:ind w:firstLine="0"/>
       <w:jc w:val="center"/>
     </w:pPr>
-  </w:style>
-  <w:style w:type="paragraph" w:customStyle="1" w:styleId="CoverLeft">
-    <w:name w:val="Cover Left"/>
-    <w:basedOn w:val="Normal"/>
-    <w:pPr>
-      <w:spacing w:before="0" w:after="0" w:line="240" w:lineRule="auto"/>
-      <w:jc w:val="left"/>
-    </w:pPr>
+    <w:rPr/>
   </w:style>
   <w:style w:type="paragraph" w:customStyle="1" w:styleId="CoverIndent">
     <w:name w:val="Cover Indent"/>
     <w:basedOn w:val="Normal"/>
-    <w:pPr>
-      <w:spacing w:before="0" w:after="0" w:line="240" w:lineRule="auto"/>
+    <w:qFormat/>
+    <w:pPr>
+      <w:spacing w:before="0" w:after="0" w:line="322" w:lineRule="exact"/>
       <w:ind w:left="4680" w:firstLine="0"/>
       <w:jc w:val="left"/>
     </w:pPr>
+    <w:rPr/>
+  </w:style>
+  <w:style w:type="paragraph" w:customStyle="1" w:styleId="CoverStep">
+    <w:name w:val="Cover Step"/>
+    <w:basedOn w:val="CoverIndent"/>
+    <w:qFormat/>
+    <w:pPr>
+      <w:ind w:left="4820" w:firstLine="0"/>
+    </w:pPr>
+    <w:rPr/>
   </w:style>
   <w:style w:type="paragraph" w:customStyle="1" w:styleId="CoverGap">
     <w:name w:val="Cover Gap"/>
     <w:basedOn w:val="Normal"/>
+    <w:qFormat/>
     <w:pPr>
       <w:spacing w:before="0" w:after="0" w:line="200" w:lineRule="exact"/>
       <w:jc w:val="center"/>
     </w:pPr>
+    <w:rPr/>
   </w:style>
   <w:style w:type="paragraph" w:customStyle="1" w:styleId="DoubleRule">
     <w:name w:val="Double Rule"/>
     <w:basedOn w:val="Normal"/>
+    <w:qFormat/>
     <w:pPr>
       <w:pBdr>
         <w:bottom w:val="double" w:sz="6" w:space="1" w:color="000000"/>
       </w:pBdr>
       <w:spacing w:before="0" w:after="240" w:line="240" w:lineRule="auto"/>
+      <w:ind w:firstLine="0"/>
     </w:pPr>
     <w:rPr>
       <w:sz w:val="8"/>
@@ -1312,75 +1270,124 @@
   <w:style w:type="paragraph" w:customStyle="1" w:styleId="ShortRule">
     <w:name w:val="Short Rule"/>
     <w:basedOn w:val="Normal"/>
+    <w:qFormat/>
     <w:pPr>
       <w:pBdr>
         <w:bottom w:val="single" w:sz="6" w:space="1" w:color="000000"/>
       </w:pBdr>
-      <w:spacing w:before="0" w:after="240" w:line="240" w:lineRule="auto"/>
+      <w:spacing w:before="0" w:after="240" w:line="80" w:lineRule="exact"/>
       <w:ind w:left="3240" w:right="3240" w:firstLine="0"/>
       <w:jc w:val="center"/>
     </w:pPr>
-    <w:rPr>
-      <w:sz w:val="8"/>
-      <w:szCs w:val="8"/>
-    </w:rPr>
+    <w:rPr/>
   </w:style>
   <w:style w:type="paragraph" w:customStyle="1" w:styleId="Single">
     <w:name w:val="Single"/>
     <w:basedOn w:val="Normal"/>
-    <w:pPr>
-      <w:spacing w:before="0" w:after="280" w:line="240" w:lineRule="auto"/>
+    <w:qFormat/>
+    <w:pPr>
+      <w:spacing w:before="0" w:after="280" w:line="322" w:lineRule="exact"/>
       <w:ind w:firstLine="0"/>
-    </w:pPr>
-  </w:style>
-  <w:style w:type="paragraph" w:customStyle="1" w:styleId="Indented">
-    <w:name w:val="Indented"/>
-    <w:basedOn w:val="Normal"/>
-    <w:pPr>
-      <w:keepLines/>
-      <w:spacing w:before="0" w:after="140" w:line="240" w:lineRule="auto"/>
-      <w:ind w:left="720" w:firstLine="0"/>
-    </w:pPr>
+      <w:jc w:val="left"/>
+    </w:pPr>
+    <w:rPr/>
   </w:style>
   <w:style w:type="paragraph" w:customStyle="1" w:styleId="BulletItem">
     <w:name w:val="Bullet Item"/>
     <w:basedOn w:val="Normal"/>
-    <w:pPr>
-      <w:keepLines/>
-      <w:tabs>
-        <w:tab w:val="left" w:pos="360"/>
-      </w:tabs>
-      <w:spacing w:before="0" w:after="140" w:line="240" w:lineRule="auto"/>
+    <w:qFormat/>
+    <w:pPr>
+      <w:keepLines/>
+      <w:spacing w:before="0" w:after="0" w:line="322" w:lineRule="exact"/>
       <w:ind w:left="360" w:hanging="360"/>
-    </w:pPr>
+      <w:jc w:val="left"/>
+    </w:pPr>
+    <w:rPr/>
   </w:style>
   <w:style w:type="paragraph" w:customStyle="1" w:styleId="CertBox">
     <w:name w:val="Certificate Box"/>
     <w:basedOn w:val="Normal"/>
-    <w:pPr>
-      <w:keepLines/>
-      <w:spacing w:before="160" w:after="160" w:line="240" w:lineRule="auto"/>
-      <w:ind w:left="720" w:firstLine="0"/>
-    </w:pPr>
+    <w:qFormat/>
+    <w:pPr>
+      <w:keepLines/>
+      <w:spacing w:before="224" w:after="224" w:line="322" w:lineRule="exact"/>
+      <w:ind w:left="1168" w:hanging="448"/>
+      <w:jc w:val="left"/>
+    </w:pPr>
+    <w:rPr/>
   </w:style>
   <w:style w:type="paragraph" w:customStyle="1" w:styleId="Signature">
     <w:name w:val="Signature"/>
     <w:basedOn w:val="Normal"/>
-    <w:pPr>
-      <w:keepNext/>
-      <w:keepLines/>
-      <w:spacing w:before="0" w:after="0" w:line="240" w:lineRule="auto"/>
+    <w:qFormat/>
+    <w:pPr>
+      <w:keepNext/>
+      <w:keepLines/>
+      <w:spacing w:before="0" w:after="0" w:line="322" w:lineRule="exact"/>
       <w:ind w:left="4680" w:firstLine="0"/>
       <w:jc w:val="left"/>
     </w:pPr>
+    <w:rPr/>
+  </w:style>
+  <w:style w:type="paragraph" w:customStyle="1" w:styleId="SigHead">
+    <w:name w:val="Signature Head"/>
+    <w:basedOn w:val="Signature"/>
+    <w:qFormat/>
+    <w:pPr>
+      <w:spacing w:before="392" w:after="0" w:line="322" w:lineRule="exact"/>
+    </w:pPr>
+    <w:rPr/>
+  </w:style>
+  <w:style w:type="paragraph" w:customStyle="1" w:styleId="SigName">
+    <w:name w:val="Signature Name"/>
+    <w:basedOn w:val="Signature"/>
+    <w:qFormat/>
+    <w:pPr>
+      <w:spacing w:before="336" w:after="0" w:line="322" w:lineRule="exact"/>
+    </w:pPr>
+    <w:rPr/>
+  </w:style>
+  <w:style w:type="paragraph" w:customStyle="1" w:styleId="SigLines">
+    <w:name w:val="Signature Lines"/>
+    <w:basedOn w:val="Signature"/>
+    <w:qFormat/>
+    <w:pPr>
+      <w:ind w:left="4820" w:firstLine="0"/>
+    </w:pPr>
+    <w:rPr>
+      <w:i/>
+      <w:iCs/>
+    </w:rPr>
+  </w:style>
+  <w:style w:type="paragraph" w:customStyle="1" w:styleId="SigDate">
+    <w:name w:val="Signature Date"/>
+    <w:basedOn w:val="Normal"/>
+    <w:qFormat/>
+    <w:pPr>
+      <w:spacing w:before="224" w:after="0" w:line="322" w:lineRule="exact"/>
+      <w:ind w:firstLine="0"/>
+      <w:jc w:val="left"/>
+    </w:pPr>
+    <w:rPr/>
+  </w:style>
+  <w:style w:type="paragraph" w:customStyle="1" w:styleId="FormSig">
+    <w:name w:val="Form Signature"/>
+    <w:basedOn w:val="Signature"/>
+    <w:qFormat/>
+    <w:pPr>
+      <w:keepNext w:val="0"/>
+      <w:spacing w:before="448" w:after="0" w:line="322" w:lineRule="exact"/>
+    </w:pPr>
+    <w:rPr/>
   </w:style>
   <w:style w:type="paragraph" w:customStyle="1" w:styleId="FrontHeading">
     <w:name w:val="Front Heading"/>
     <w:basedOn w:val="Normal"/>
-    <w:pPr>
-      <w:keepNext/>
-      <w:keepLines/>
-      <w:spacing w:before="0" w:after="308" w:line="320" w:lineRule="exact"/>
+    <w:qFormat/>
+    <w:pPr>
+      <w:keepNext/>
+      <w:keepLines/>
+      <w:spacing w:before="0" w:after="308" w:line="368" w:lineRule="exact"/>
       <w:ind w:firstLine="0"/>
       <w:jc w:val="center"/>
     </w:pPr>
@@ -1395,31 +1402,31 @@
   <w:style w:type="paragraph" w:customStyle="1" w:styleId="SectionHeading">
     <w:name w:val="Section Heading"/>
     <w:basedOn w:val="FrontHeading"/>
-    <w:next w:val="BodyText"/>
-    <w:pPr>
-      <w:spacing w:before="420" w:after="120" w:line="320" w:lineRule="exact"/>
+    <w:qFormat/>
+    <w:pPr>
+      <w:spacing w:before="420" w:after="308" w:line="368" w:lineRule="exact"/>
       <w:outlineLvl w:val="0"/>
     </w:pPr>
+    <w:rPr/>
   </w:style>
   <w:style w:type="paragraph" w:customStyle="1" w:styleId="SectionHeadingTop">
     <w:name w:val="Section Heading Top"/>
-    <w:basedOn w:val="SectionHeading"/>
-    <w:next w:val="BodyText"/>
-    <w:pPr>
-      <w:keepNext/>
-      <w:keepLines/>
-      <w:spacing w:before="0" w:after="120" w:line="240" w:lineRule="auto"/>
+    <w:basedOn w:val="FrontHeading"/>
+    <w:qFormat/>
+    <w:pPr>
+      <w:spacing w:before="0" w:after="308" w:line="368" w:lineRule="exact"/>
       <w:outlineLvl w:val="0"/>
     </w:pPr>
+    <w:rPr/>
   </w:style>
   <w:style w:type="paragraph" w:customStyle="1" w:styleId="PointHeading">
     <w:name w:val="Point Heading"/>
     <w:basedOn w:val="Normal"/>
-    <w:next w:val="BodyText"/>
-    <w:pPr>
-      <w:keepNext/>
-      <w:keepLines/>
-      <w:spacing w:before="336" w:after="280" w:line="240" w:lineRule="auto"/>
+    <w:qFormat/>
+    <w:pPr>
+      <w:keepNext/>
+      <w:keepLines/>
+      <w:spacing w:before="336" w:after="280" w:line="322" w:lineRule="exact"/>
       <w:ind w:firstLine="0"/>
       <w:jc w:val="center"/>
       <w:outlineLvl w:val="1"/>
@@ -1427,21 +1434,17 @@
     <w:rPr>
       <w:b/>
       <w:bCs/>
-      <w:smallCaps/>
     </w:rPr>
   </w:style>
   <w:style w:type="paragraph" w:customStyle="1" w:styleId="Sub2">
     <w:name w:val="Sub2"/>
     <w:basedOn w:val="Normal"/>
-    <w:next w:val="BodyText"/>
-    <w:pPr>
-      <w:keepNext/>
-      <w:keepLines/>
-      <w:tabs>
-        <w:tab w:val="left" w:pos="1440"/>
-      </w:tabs>
-      <w:spacing w:before="220" w:after="180" w:line="240" w:lineRule="auto"/>
-      <w:ind w:left="1440" w:hanging="720" w:firstLine="0"/>
+    <w:qFormat/>
+    <w:pPr>
+      <w:keepNext/>
+      <w:keepLines/>
+      <w:spacing w:before="308" w:after="252" w:line="322" w:lineRule="exact"/>
+      <w:ind w:left="1440" w:hanging="720"/>
       <w:jc w:val="left"/>
       <w:outlineLvl w:val="1"/>
     </w:pPr>
@@ -1453,15 +1456,12 @@
   <w:style w:type="paragraph" w:customStyle="1" w:styleId="Sub3">
     <w:name w:val="Sub3"/>
     <w:basedOn w:val="Normal"/>
-    <w:next w:val="BodyText"/>
-    <w:pPr>
-      <w:keepNext/>
-      <w:keepLines/>
-      <w:tabs>
-        <w:tab w:val="left" w:pos="2160"/>
-      </w:tabs>
-      <w:spacing w:before="220" w:after="180" w:line="240" w:lineRule="auto"/>
-      <w:ind w:left="2160" w:hanging="720" w:firstLine="0"/>
+    <w:qFormat/>
+    <w:pPr>
+      <w:keepNext/>
+      <w:keepLines/>
+      <w:spacing w:before="308" w:after="252" w:line="322" w:lineRule="exact"/>
+      <w:ind w:left="2160" w:hanging="720"/>
       <w:jc w:val="left"/>
       <w:outlineLvl w:val="2"/>
     </w:pPr>
@@ -1473,15 +1473,12 @@
   <w:style w:type="paragraph" w:customStyle="1" w:styleId="Sub4">
     <w:name w:val="Sub4"/>
     <w:basedOn w:val="Normal"/>
-    <w:next w:val="BodyText"/>
-    <w:pPr>
-      <w:keepNext/>
-      <w:keepLines/>
-      <w:tabs>
-        <w:tab w:val="left" w:pos="2880"/>
-      </w:tabs>
-      <w:spacing w:before="220" w:after="180" w:line="240" w:lineRule="auto"/>
-      <w:ind w:left="2880" w:hanging="720" w:firstLine="0"/>
+    <w:qFormat/>
+    <w:pPr>
+      <w:keepNext/>
+      <w:keepLines/>
+      <w:spacing w:before="308" w:after="252" w:line="322" w:lineRule="exact"/>
+      <w:ind w:left="2880" w:hanging="720"/>
       <w:jc w:val="left"/>
       <w:outlineLvl w:val="3"/>
     </w:pPr>
@@ -1495,15 +1492,12 @@
   <w:style w:type="paragraph" w:customStyle="1" w:styleId="Sub5">
     <w:name w:val="Sub5"/>
     <w:basedOn w:val="Normal"/>
-    <w:next w:val="BodyText"/>
-    <w:pPr>
-      <w:keepNext/>
-      <w:keepLines/>
-      <w:tabs>
-        <w:tab w:val="left" w:pos="3600"/>
-      </w:tabs>
-      <w:spacing w:before="220" w:after="180" w:line="240" w:lineRule="auto"/>
-      <w:ind w:left="3600" w:hanging="720" w:firstLine="0"/>
+    <w:qFormat/>
+    <w:pPr>
+      <w:keepNext/>
+      <w:keepLines/>
+      <w:spacing w:before="308" w:after="252" w:line="322" w:lineRule="exact"/>
+      <w:ind w:left="3600" w:hanging="720"/>
       <w:jc w:val="left"/>
       <w:outlineLvl w:val="4"/>
     </w:pPr>
@@ -1517,15 +1511,12 @@
   <w:style w:type="paragraph" w:customStyle="1" w:styleId="ArgSub3">
     <w:name w:val="ArgSub3"/>
     <w:basedOn w:val="Normal"/>
-    <w:next w:val="BodyText"/>
-    <w:pPr>
-      <w:keepNext/>
-      <w:keepLines/>
-      <w:tabs>
-        <w:tab w:val="left" w:pos="1440"/>
-      </w:tabs>
-      <w:spacing w:before="220" w:after="180" w:line="240" w:lineRule="auto"/>
-      <w:ind w:left="1440" w:hanging="720" w:firstLine="0"/>
+    <w:qFormat/>
+    <w:pPr>
+      <w:keepNext/>
+      <w:keepLines/>
+      <w:spacing w:before="308" w:after="252" w:line="322" w:lineRule="exact"/>
+      <w:ind w:left="1440" w:hanging="720"/>
       <w:jc w:val="left"/>
       <w:outlineLvl w:val="2"/>
     </w:pPr>
@@ -1537,15 +1528,12 @@
   <w:style w:type="paragraph" w:customStyle="1" w:styleId="ArgSub4">
     <w:name w:val="ArgSub4"/>
     <w:basedOn w:val="Normal"/>
-    <w:next w:val="BodyText"/>
-    <w:pPr>
-      <w:keepNext/>
-      <w:keepLines/>
-      <w:tabs>
-        <w:tab w:val="left" w:pos="2160"/>
-      </w:tabs>
-      <w:spacing w:before="220" w:after="180" w:line="240" w:lineRule="auto"/>
-      <w:ind w:left="2160" w:hanging="720" w:firstLine="0"/>
+    <w:qFormat/>
+    <w:pPr>
+      <w:keepNext/>
+      <w:keepLines/>
+      <w:spacing w:before="308" w:after="252" w:line="322" w:lineRule="exact"/>
+      <w:ind w:left="2160" w:hanging="720"/>
       <w:jc w:val="left"/>
       <w:outlineLvl w:val="3"/>
     </w:pPr>
@@ -1559,15 +1547,12 @@
   <w:style w:type="paragraph" w:customStyle="1" w:styleId="ArgSub5">
     <w:name w:val="ArgSub5"/>
     <w:basedOn w:val="Normal"/>
-    <w:next w:val="BodyText"/>
-    <w:pPr>
-      <w:keepNext/>
-      <w:keepLines/>
-      <w:tabs>
-        <w:tab w:val="left" w:pos="2880"/>
-      </w:tabs>
-      <w:spacing w:before="220" w:after="180" w:line="240" w:lineRule="auto"/>
-      <w:ind w:left="2880" w:hanging="720" w:firstLine="0"/>
+    <w:qFormat/>
+    <w:pPr>
+      <w:keepNext/>
+      <w:keepLines/>
+      <w:spacing w:before="308" w:after="252" w:line="322" w:lineRule="exact"/>
+      <w:ind w:left="2880" w:hanging="720"/>
       <w:jc w:val="left"/>
       <w:outlineLvl w:val="4"/>
     </w:pPr>
@@ -1578,124 +1563,118 @@
       <w:iCs/>
     </w:rPr>
   </w:style>
+  <w:style w:type="paragraph" w:customStyle="1" w:styleId="TOC1">
+    <w:name w:val="TOC1"/>
+    <w:basedOn w:val="Normal"/>
+    <w:qFormat/>
+    <w:pPr>
+      <w:keepLines/>
+      <w:tabs>
+        <w:tab w:val="right" w:leader="dot" w:pos="9360"/>
+      </w:tabs>
+      <w:spacing w:before="168" w:after="0" w:line="322" w:lineRule="exact"/>
+      <w:ind w:left="720" w:right="720" w:hanging="720"/>
+      <w:jc w:val="left"/>
+    </w:pPr>
+    <w:rPr/>
+  </w:style>
   <w:style w:type="paragraph" w:customStyle="1" w:styleId="TOCArg">
     <w:name w:val="TOCArg"/>
     <w:basedOn w:val="Normal"/>
+    <w:qFormat/>
     <w:pPr>
       <w:keepLines/>
       <w:tabs>
-        <w:tab w:val="left" w:pos="720"/>
         <w:tab w:val="right" w:leader="dot" w:pos="9360"/>
       </w:tabs>
-      <w:spacing w:before="140" w:after="0" w:line="240" w:lineRule="auto"/>
+      <w:spacing w:before="98" w:after="0" w:line="322" w:lineRule="exact"/>
       <w:ind w:left="720" w:right="720" w:hanging="720"/>
       <w:jc w:val="left"/>
     </w:pPr>
+    <w:rPr/>
   </w:style>
   <w:style w:type="paragraph" w:customStyle="1" w:styleId="TOC2">
     <w:name w:val="TOC2"/>
     <w:basedOn w:val="Normal"/>
+    <w:qFormat/>
     <w:pPr>
       <w:keepLines/>
       <w:tabs>
-        <w:tab w:val="left" w:pos="1440"/>
         <w:tab w:val="right" w:leader="dot" w:pos="9360"/>
       </w:tabs>
-      <w:spacing w:before="140" w:after="0" w:line="240" w:lineRule="auto"/>
+      <w:spacing w:before="98" w:after="0" w:line="322" w:lineRule="exact"/>
       <w:ind w:left="1440" w:right="720" w:hanging="720"/>
       <w:jc w:val="left"/>
     </w:pPr>
+    <w:rPr/>
   </w:style>
   <w:style w:type="paragraph" w:customStyle="1" w:styleId="TOC3">
     <w:name w:val="TOC3"/>
     <w:basedOn w:val="Normal"/>
+    <w:qFormat/>
     <w:pPr>
       <w:keepLines/>
       <w:tabs>
-        <w:tab w:val="left" w:pos="2160"/>
         <w:tab w:val="right" w:leader="dot" w:pos="9360"/>
       </w:tabs>
-      <w:spacing w:before="140" w:after="0" w:line="240" w:lineRule="auto"/>
+      <w:spacing w:before="98" w:after="0" w:line="322" w:lineRule="exact"/>
       <w:ind w:left="2160" w:right="720" w:hanging="720"/>
       <w:jc w:val="left"/>
     </w:pPr>
+    <w:rPr/>
   </w:style>
   <w:style w:type="paragraph" w:customStyle="1" w:styleId="TOC4">
     <w:name w:val="TOC4"/>
     <w:basedOn w:val="Normal"/>
+    <w:qFormat/>
     <w:pPr>
       <w:keepLines/>
       <w:tabs>
-        <w:tab w:val="left" w:pos="2880"/>
         <w:tab w:val="right" w:leader="dot" w:pos="9360"/>
       </w:tabs>
-      <w:spacing w:before="140" w:after="0" w:line="240" w:lineRule="auto"/>
+      <w:spacing w:before="98" w:after="0" w:line="322" w:lineRule="exact"/>
       <w:ind w:left="2880" w:right="720" w:hanging="720"/>
       <w:jc w:val="left"/>
     </w:pPr>
+    <w:rPr/>
   </w:style>
   <w:style w:type="paragraph" w:customStyle="1" w:styleId="TOC5">
     <w:name w:val="TOC5"/>
     <w:basedOn w:val="Normal"/>
+    <w:qFormat/>
     <w:pPr>
       <w:keepLines/>
       <w:tabs>
-        <w:tab w:val="left" w:pos="3600"/>
         <w:tab w:val="right" w:leader="dot" w:pos="9360"/>
       </w:tabs>
-      <w:spacing w:before="140" w:after="0" w:line="240" w:lineRule="auto"/>
+      <w:spacing w:before="98" w:after="0" w:line="322" w:lineRule="exact"/>
       <w:ind w:left="3600" w:right="720" w:hanging="720"/>
       <w:jc w:val="left"/>
     </w:pPr>
-  </w:style>
-  <w:style w:type="paragraph" w:customStyle="1" w:styleId="TOC1">
-    <w:name w:val="TOC1"/>
-    <w:basedOn w:val="Normal"/>
-    <w:pPr>
-      <w:keepLines/>
-      <w:tabs>
-        <w:tab w:val="left" w:pos="0"/>
-        <w:tab w:val="right" w:leader="dot" w:pos="9360"/>
-      </w:tabs>
-      <w:spacing w:before="140" w:after="0" w:line="240" w:lineRule="auto"/>
-      <w:ind w:left="0" w:right="720" w:hanging="0"/>
-      <w:jc w:val="left"/>
-    </w:pPr>
+    <w:rPr/>
   </w:style>
   <w:style w:type="paragraph" w:customStyle="1" w:styleId="PageLabel">
     <w:name w:val="Page Label"/>
     <w:basedOn w:val="Normal"/>
-    <w:pPr>
-      <w:spacing w:before="0" w:after="240" w:line="240" w:lineRule="auto"/>
+    <w:qFormat/>
+    <w:pPr>
+      <w:keepNext/>
+      <w:spacing w:before="84" w:after="0" w:line="322" w:lineRule="exact"/>
       <w:ind w:firstLine="0"/>
       <w:jc w:val="right"/>
     </w:pPr>
-  </w:style>
-  <w:style w:type="paragraph" w:customStyle="1" w:styleId="SigGap">
-    <w:name w:val="Signature Gap"/>
-    <w:basedOn w:val="Normal"/>
-    <w:pPr>
-      <w:keepNext/>
-      <w:spacing w:before="0" w:after="240" w:line="240" w:lineRule="auto"/>
-      <w:ind w:firstLine="0"/>
-    </w:pPr>
-  </w:style>
-  <w:style w:type="paragraph" w:customStyle="1" w:styleId="BodyKeep">
-    <w:name w:val="Body Keep"/>
-    <w:basedOn w:val="BodyText"/>
-    <w:pPr>
-      <w:keepNext/>
-    </w:pPr>
+    <w:rPr/>
   </w:style>
   <w:style w:type="paragraph" w:customStyle="1" w:styleId="TOAGroup">
     <w:name w:val="TOA Group"/>
     <w:basedOn w:val="Normal"/>
+    <w:qFormat/>
     <w:pPr>
       <w:keepNext/>
       <w:tabs>
         <w:tab w:val="right" w:pos="9360"/>
       </w:tabs>
-      <w:spacing w:before="280" w:after="120" w:line="240" w:lineRule="auto"/>
+      <w:spacing w:before="392" w:after="56" w:line="322" w:lineRule="exact"/>
       <w:ind w:firstLine="0"/>
     </w:pPr>
     <w:rPr>
@@ -1703,18 +1682,41 @@
       <w:bCs/>
     </w:rPr>
   </w:style>
+  <w:style w:type="paragraph" w:customStyle="1" w:styleId="TOAGroupFirst">
+    <w:name w:val="TOA Group First"/>
+    <w:basedOn w:val="TOAGroup"/>
+    <w:qFormat/>
+    <w:pPr>
+      <w:spacing w:before="280" w:after="56" w:line="322" w:lineRule="exact"/>
+    </w:pPr>
+    <w:rPr/>
+  </w:style>
   <w:style w:type="paragraph" w:customStyle="1" w:styleId="TOAEntry">
     <w:name w:val="TOA Entry"/>
     <w:basedOn w:val="Normal"/>
+    <w:qFormat/>
     <w:pPr>
       <w:keepLines/>
       <w:tabs>
         <w:tab w:val="right" w:leader="dot" w:pos="9360"/>
       </w:tabs>
-      <w:spacing w:before="140" w:after="0" w:line="240" w:lineRule="auto"/>
-      <w:ind w:left="504" w:right="720" w:hanging="504"/>
+      <w:spacing w:before="196" w:after="0" w:line="322" w:lineRule="exact"/>
+      <w:ind w:left="504" w:right="1120" w:hanging="504"/>
       <w:jc w:val="left"/>
     </w:pPr>
+    <w:rPr/>
+  </w:style>
+  <w:style w:type="paragraph" w:customStyle="1" w:styleId="ServiceAddress">
+    <w:name w:val="Service Address"/>
+    <w:basedOn w:val="Normal"/>
+    <w:qFormat/>
+    <w:pPr>
+      <w:keepLines/>
+      <w:spacing w:before="196" w:after="0" w:line="322" w:lineRule="exact"/>
+      <w:ind w:left="720" w:firstLine="0"/>
+      <w:jc w:val="left"/>
+    </w:pPr>
+    <w:rPr/>
   </w:style>
 </w:styles>
 </file>
@@ -1762,7 +1764,7 @@
     </a:clrScheme>
     <a:fontScheme name="Office">
       <a:majorFont>
-        <a:latin typeface="EB Garamond" panose="02110004020202020204"/>
+        <a:latin typeface="Aptos Display" panose="02110004020202020204"/>
         <a:ea typeface=""/>
         <a:cs typeface=""/>
         <a:font script="Jpan" typeface="游ゴシック Light"/>
@@ -1814,7 +1816,7 @@
         <a:font script="Tfng" typeface="Ebrima"/>
       </a:majorFont>
       <a:minorFont>
-        <a:latin typeface="EB Garamond" panose="02110004020202020204"/>
+        <a:latin typeface="Aptos" panose="02110004020202020204"/>
         <a:ea typeface=""/>
         <a:cs typeface=""/>
         <a:font script="Jpan" typeface="游明朝"/>
